--- a/rapports/16_02_2026/Abdou_FAYE/coh_EQ14_sup_083202030040.docx
+++ b/rapports/16_02_2026/Abdou_FAYE/coh_EQ14_sup_083202030040.docx
@@ -25,7 +25,7 @@
         <w:br/>
         <w:t>Grappe: 083202030040</w:t>
         <w:br/>
-        <w:t>Date: 16/02/2026 a 12:40</w:t>
+        <w:t>Date: 16/02/2026 a 12:58</w:t>
       </w:r>
     </w:p>
     <w:p/>

--- a/rapports/16_02_2026/Abdou_FAYE/coh_EQ14_sup_083202030040.docx
+++ b/rapports/16_02_2026/Abdou_FAYE/coh_EQ14_sup_083202030040.docx
@@ -25,7 +25,7 @@
         <w:br/>
         <w:t>Grappe: 083202030040</w:t>
         <w:br/>
-        <w:t>Date: 16/02/2026 a 12:58</w:t>
+        <w:t>Date: 16/02/2026 a 13:04</w:t>
       </w:r>
     </w:p>
     <w:p/>
@@ -917,7 +917,7 @@
         <w:rPr>
           <w:sz w:val="20"/>
         </w:rPr>
-        <w:t>- Attention ! Le prix unitaire d'achat (150 Fcfa) de Sel en Sachets (Moyen) est relativement élevé par rapport aux autres prix observés dans cette zone. Prière de corriger ou de confirmer avec le QG. Avertissement!! le prix unitaire (500 Fcfa) de Thé en sachet (unité: Sachets) de taille Moyen est très faible ou élevé. Prière de corriger ou de confirmer avec le QG. Incohérence!! Dans ce ménage, chaque individus consomme par jour 68.90429 Kg  de cereale; Prière de revoir les quantités prises de ces produits.</w:t>
+        <w:t>- Attention ! Le prix unitaire d'achat (150 Fcfa) de Sel en Sachets (Moyen) est relativement élevé par rapport aux autres prix observés dans cette zone. Prière de corriger ou de confirmer avec le QG. Avertissement!! le prix unitaire (500 Fcfa) de Thé en sachet (unité: Sachets) de taille Moyen est très faible ou élevé. Prière de corriger ou de confirmer avec le QG. Incohérence!! Dans ce ménage, chaque individus consomme par jour 129.3981 Kg  de cereale; Prière de revoir les quantités prises de ces produits.</w:t>
       </w:r>
     </w:p>
     <w:p>
@@ -1516,7 +1516,7 @@
         <w:rPr>
           <w:sz w:val="20"/>
         </w:rPr>
-        <w:t>- Attention ! Le prix unitaire d'achat (2500 Fcfa) de Carpe séchée en Kg (taille unique) est relativement élevé par rapport aux autres prix observés dans cette zone. Prière de corriger ou de confirmer avec le QG. Avertissement!! La quantité (5 litre) du produit Huile de palme raffinée consommée  par le ménage semble très élevé, prière de corriger ou confirmer avec le QG. Avertissement!!! Le ménage a consommé 14 Paquet Petit de Thé en sachet, cette quantité semble anormale pour une consommation des 7 derniers jours.Prière de corriger ou de confirmer avec le QG. Avertissement!!  le prix unitaire (1000 Fcfa) de Thé en sachet en Carton de taille Moyen est très faible ou élevé. Prière de corriger ou de confirmer avec le QG. Le Thé en sachet n'est généralement pas vendu en Carton de taille Moyen mais plutôt en paquet prière de confirmer cette information auprès de l'enqueté et corriger si nécessaire. Incohérence!! Dans ce ménage, chaque individus consomme par jour 20.95615 Kg  de cereale; Prière de revoir les quantités prises de ces produits. Incohérence!! Dans ce ménage, chaque individus consomme par jour 20.95615 Kg  de cereale; Prière de revoir les quantités prises de ces produits. Le prix d'achat unitaire (1500 Fcfa) de Sel en Sac (25 Kg) de taille taille unique est très faible, prière de regarder les reponses prises dans les questions s07bq07a s07bq07b s07bq07c s07bq08 pour mieux corriger.</w:t>
+        <w:t>- Avertissement!! La quantité (5 litre) du produit Huile de palme raffinée consommée  par le ménage semble très élevé, prière de corriger ou confirmer avec le QG. Avertissement!!! Le ménage a consommé 14 Paquet Petit de Thé en sachet, cette quantité semble anormale pour une consommation des 7 derniers jours.Prière de corriger ou de confirmer avec le QG. Avertissement!!  le prix unitaire (1000 Fcfa) de Thé en sachet en Carton de taille Moyen est très faible ou élevé. Prière de corriger ou de confirmer avec le QG. Le Thé en sachet n'est généralement pas vendu en Carton de taille Moyen mais plutôt en paquet prière de confirmer cette information auprès de l'enqueté et corriger si nécessaire. Incohérence!! Dans ce ménage, chaque individus consomme par jour 33.82703 Kg  de cereale; Prière de revoir les quantités prises de ces produits. Incohérence!! Dans ce ménage, chaque individus consomme par jour 33.82703 Kg  de cereale; Prière de revoir les quantités prises de ces produits. Le prix d'achat unitaire (1500 Fcfa) de Sel en Sac (25 Kg) de taille taille unique est très faible, prière de regarder les reponses prises dans les questions s07bq07a s07bq07b s07bq07c s07bq08 pour mieux corriger.</w:t>
       </w:r>
     </w:p>
     <w:p>
@@ -1717,7 +1717,7 @@
         <w:rPr>
           <w:sz w:val="20"/>
         </w:rPr>
-        <w:t>- Attention ! Faucheuse a été achété à 3000 Fcfa est relativement élevé par rapport aux autres prix d'achat observés dans cette zone. Prière de corriger ou de confirmer avec le QG.</w:t>
+        <w:t>- Attention ! Faucheuse a été achété à 3000 Fcfa est relativement élevé par rapport aux autres prix d'achat observés dans cette zone. Prière de corriger ou de confirmer avec le QG. Attention ! Faucheuse a été revendu à 3000 Fcfa qui est relativement élevé par rapport aux autres prix de revente observés dans cette zone. Prière de corriger ou de confirmer avec le QG.</w:t>
       </w:r>
     </w:p>
     <w:p>
@@ -2251,7 +2251,7 @@
         <w:rPr>
           <w:sz w:val="20"/>
         </w:rPr>
-        <w:t>- Attention ! Le prix unitaire d'achat (125 Fcfa) de Ail en Gousse (Moyen) est relativement élevé par rapport aux autres prix observés dans cette zone. Prière de corriger ou de confirmer avec le QG. Avertissement!! La quantité (5 litre) du produit Huile de palme raffinée consommée  par le ménage semble très élevé, prière de corriger ou confirmer avec le QG. Avertissement!!! Le ménage a consommé 14 Paquet Petit de Thé en sachet, cette quantité semble anormale pour une consommation des 7 derniers jours.Prière de corriger ou de confirmer avec le QG. Avertissement!! le prix unitaire (100 Fcfa) de Thé en sachet (unité: Paquet) de taille Petit est très faible ou élevé. Prière de corriger ou de confirmer avec le QG. Incohérence!! Dans ce ménage, chaque individus consomme par jour 8.307461 Kg  de cereale; Prière de revoir les quantités prises de ces produits. Incohérence!! Dans ce ménage, chaque individus consomme par jour 8.307461 Kg  de cereale; Prière de revoir les quantités prises de ces produits. Le prix d'achat unitaire (500 Fcfa) de Sel en Sac (5 Kg) de taille taille unique est très faible, prière de regarder les reponses prises dans les questions s07bq07a s07bq07b s07bq07c s07bq08 pour mieux corriger.</w:t>
+        <w:t>- Attention ! Le prix unitaire d'achat (125 Fcfa) de Ail en Gousse (Moyen) est relativement élevé par rapport aux autres prix observés dans cette zone. Prière de corriger ou de confirmer avec le QG. Attention ! Le prix unitaire d'achat (600 Fcfa) de Vinaigre de vin en Bouteille 33cl (taille unique) est relativement élevé par rapport aux autres prix observés dans cette zone. Prière de corriger ou de confirmer avec le QG. Avertissement!! La quantité (5 litre) du produit Huile de palme raffinée consommée  par le ménage semble très élevé, prière de corriger ou confirmer avec le QG. Avertissement!!! Le ménage a consommé 14 Paquet Petit de Thé en sachet, cette quantité semble anormale pour une consommation des 7 derniers jours.Prière de corriger ou de confirmer avec le QG. Avertissement!! le prix unitaire (100 Fcfa) de Thé en sachet (unité: Paquet) de taille Petit est très faible ou élevé. Prière de corriger ou de confirmer avec le QG. Incohérence!! Dans ce ménage, chaque individus consomme par jour 16.89476 Kg  de cereale; Prière de revoir les quantités prises de ces produits. Incohérence!! Dans ce ménage, chaque individus consomme par jour 16.89476 Kg  de cereale; Prière de revoir les quantités prises de ces produits. Le prix d'achat unitaire (500 Fcfa) de Sel en Sac (5 Kg) de taille taille unique est très faible, prière de regarder les reponses prises dans les questions s07bq07a s07bq07b s07bq07c s07bq08 pour mieux corriger.</w:t>
       </w:r>
     </w:p>
     <w:p>
@@ -2337,7 +2337,7 @@
         <w:rPr>
           <w:sz w:val="20"/>
         </w:rPr>
-        <w:t xml:space="preserve">- Attention ! Faucheuse a été achété à 3000 Fcfa est relativement élevé par rapport aux autres prix d'achat observés dans cette zone. Prière de corriger ou de confirmer avec le QG. </w:t>
+        <w:t xml:space="preserve">- Attention ! Faucheuse a été achété à 3000 Fcfa est relativement élevé par rapport aux autres prix d'achat observés dans cette zone. Prière de corriger ou de confirmer avec le QG. Attention ! Faucheuse a été revendu à 3000 Fcfa qui est relativement élevé par rapport aux autres prix de revente observés dans cette zone. Prière de corriger ou de confirmer avec le QG. </w:t>
         <w:br/>
         <w:t>- Attention ! Herse a été achété à 5000 Fcfa est relativement élevé par rapport aux autres prix d'achat observés dans cette zone. Prière de corriger ou de confirmer avec le QG. Attention ! Herse a été revendu à 5000 Fcfa qui est relativement élevé par rapport aux autres prix de revente observés dans cette zone. Prière de corriger ou de confirmer avec le QG.</w:t>
       </w:r>
@@ -2794,7 +2794,7 @@
         <w:rPr>
           <w:sz w:val="20"/>
         </w:rPr>
-        <w:t>- Attention ! Soupçons de quantité anormale! Le ménage de PATHE DIOP avec une taille de 6 personnes a consommé 5 Kg en taille unique de Sucre en poudre  qui est relativement élevé comme consommation par rapport à la condition de vie des autres ménages de même taille dans cette zone. Prière de corriger ou de confirmer avec le QG. Avertissement!! le prix unitaire (125 Fcfa) de Thé en sachet (unité: Sachets) de taille Petit est très faible ou élevé. Prière de corriger ou de confirmer avec le QG. Incohérence!! Dans ce ménage, chaque individus consomme par jour 37.70833 Kg  de cereale; Prière de revoir les quantités prises de ces produits.</w:t>
+        <w:t>- Attention ! Le prix unitaire d'achat (150 Fcfa) de Carotte en Pièce (Moyen) est relativement élevé par rapport aux autres prix observés dans cette zone. Prière de corriger ou de confirmer avec le QG. Avertissement!! le prix unitaire (125 Fcfa) de Thé en sachet (unité: Sachets) de taille Petit est très faible ou élevé. Prière de corriger ou de confirmer avec le QG. Incohérence!! Dans ce ménage, chaque individus consomme par jour 63.81548 Kg  de cereale; Prière de revoir les quantités prises de ces produits.</w:t>
       </w:r>
     </w:p>
     <w:p>
@@ -2999,7 +2999,7 @@
         <w:rPr>
           <w:sz w:val="20"/>
         </w:rPr>
-        <w:t>- Attention ! Charrue a été achété à 100000 Fcfa est relativement élevé par rapport aux autres prix d'achat observés dans cette zone. Prière de corriger ou de confirmer avec le QG. Attention ! Charrue a été revendu à 100000 Fcfa qui est relativement élevé par rapport aux autres prix de revente observés dans cette zone. Prière de corriger ou de confirmer avec le QG.</w:t>
+        <w:t>- Attention ! Charrue a été revendu à 100000 Fcfa qui est relativement élevé par rapport aux autres prix de revente observés dans cette zone. Prière de corriger ou de confirmer avec le QG.</w:t>
       </w:r>
     </w:p>
     <w:p>
@@ -3433,7 +3433,7 @@
         <w:rPr>
           <w:sz w:val="20"/>
         </w:rPr>
-        <w:t>- Attention ! Le prix unitaire d'achat (125 Fcfa) de Sel en Sachets (Moyen) est relativement élevé par rapport aux autres prix observés dans cette zone. Prière de corriger ou de confirmer avec le QG. Attention ! Le prix unitaire d'achat (500 Fcfa) de Piment séché en Sachets (Moyen) est relativement élevé par rapport aux autres prix observés dans cette zone. Prière de corriger ou de confirmer avec le QG. Attention ! Le prix unitaire d'achat (71.42857 Fcfa) de Ail en Gousse (Moyen) est relativement faible par rapport aux autres prix observés dans cette zone. Prière de corriger ou de confirmer avec le QG. Attention ! Soupçons de quantité anormale! Le ménage de MOR NDIAYE ( DIT PAPA NDIAYE ) avec une taille de 7 personnes a consommé 7 Kg en taille unique de Sucre en poudre  qui est relativement élevé comme consommation par rapport à la condition de vie des autres ménages de même taille dans cette zone. Prière de corriger ou de confirmer avec le QG. Avertissement!! La quantité (5.25 litre) du produit Huile de soja  consommée  par le ménage semble très élevé, prière de corriger ou confirmer avec le QG. Avertissement!!! Le ménage a consommé 14 Morceau (Portion) Moyen de Carpe séchée, cette quantité semble anormale pour une consommation des 7 derniers jours.Prière de corriger ou de confirmer avec le QG. Avertissement!!! Le ménage a consommé 14 Paquet Moyen de Thé en sachet, cette quantité semble anormale pour une consommation des 7 derniers jours.Prière de corriger ou de confirmer avec le QG. Incohérence!! Dans ce ménage, chaque individus consomme par jour 32.09306 Kg  de cereale; Prière de revoir les quantités prises de ces produits. Incohérence!! Dans ce ménage, chaque individus consomme par jour 32.09306 Kg  de cereale; Prière de revoir les quantités prises de ces produits.</w:t>
+        <w:t>- Attention ! Le prix unitaire d'achat (125 Fcfa) de Sel en Sachets (Moyen) est relativement élevé par rapport aux autres prix observés dans cette zone. Prière de corriger ou de confirmer avec le QG. Attention ! Le prix unitaire d'achat (500 Fcfa) de Piment séché en Sachets (Moyen) est relativement élevé par rapport aux autres prix observés dans cette zone. Prière de corriger ou de confirmer avec le QG. Attention ! Le prix unitaire d'achat (71.42857 Fcfa) de Ail en Gousse (Moyen) est relativement faible par rapport aux autres prix observés dans cette zone. Prière de corriger ou de confirmer avec le QG. Attention ! Soupçons de quantité anormale! Le ménage de MOR NDIAYE ( DIT PAPA NDIAYE ) avec une taille de 7 personnes a consommé 7 Kg en taille unique de Sucre en poudre  qui est relativement élevé comme consommation par rapport à la condition de vie des autres ménages de même taille dans cette zone. Prière de corriger ou de confirmer avec le QG. Avertissement!! La quantité (5.25 litre) du produit Huile de soja  consommée  par le ménage semble très élevé, prière de corriger ou confirmer avec le QG. Avertissement!!! Le ménage a consommé 14 Morceau (Portion) Moyen de Carpe séchée, cette quantité semble anormale pour une consommation des 7 derniers jours.Prière de corriger ou de confirmer avec le QG. Avertissement!!! Le ménage a consommé 14 Paquet Moyen de Thé en sachet, cette quantité semble anormale pour une consommation des 7 derniers jours.Prière de corriger ou de confirmer avec le QG. Attention ! Soupçons de quantité anormale! Le ménage de MOR NDIAYE ( DIT PAPA NDIAYE ) avec une taille de 7 personnes a consommé 14 Paquet en Moyen de Thé en sachet qui est relativement élevé comme consommation par rapport à la condition de vie des autres ménages de même taille dans cette zone. Prière de corriger ou de confirmer avec le QG. Incohérence!! Dans ce ménage, chaque individus consomme par jour 56.73306 Kg  de cereale; Prière de revoir les quantités prises de ces produits. Incohérence!! Dans ce ménage, chaque individus consomme par jour 56.73306 Kg  de cereale; Prière de revoir les quantités prises de ces produits.</w:t>
       </w:r>
     </w:p>
     <w:p>
@@ -4052,7 +4052,7 @@
         <w:rPr>
           <w:sz w:val="20"/>
         </w:rPr>
-        <w:t>- Attention ! Le prix unitaire d'achat (250 Fcfa) de Sel en Sachets (Moyen) est relativement élevé par rapport aux autres prix observés dans cette zone. Prière de corriger ou de confirmer avec le QG. Avertissement!! La quantité (4 litre) du produit Huile de soja  consommée  par le ménage semble très élevé, prière de corriger ou confirmer avec le QG. Avertissement!!! Le ménage a consommé 14 Paquet Moyen de Thé en sachet, cette quantité semble anormale pour une consommation des 7 derniers jours.Prière de corriger ou de confirmer avec le QG. Avertissement!!  le prix unitaire (1000 Fcfa) de Thé en sachet en Carton de taille Moyen est très faible ou élevé. Prière de corriger ou de confirmer avec le QG. Le Thé en sachet n'est généralement pas vendu en Carton de taille Moyen mais plutôt en paquet prière de confirmer cette information auprès de l'enqueté et corriger si nécessaire. Incohérence!! Dans ce ménage, chaque individus consomme par jour 80.89143 Kg  de cereale; Prière de revoir les quantités prises de ces produits.</w:t>
+        <w:t>- Attention ! Le prix unitaire d'achat (1250 Fcfa) de Cube alimentaire (Maggi, Jumbo, ) en Tablette (Moyen) est relativement faible par rapport aux autres prix observés dans cette zone. Prière de corriger ou de confirmer avec le QG. Attention ! Le prix unitaire d'achat (250 Fcfa) de Sel en Sachets (Moyen) est relativement élevé par rapport aux autres prix observés dans cette zone. Prière de corriger ou de confirmer avec le QG. Avertissement!! La quantité (4 litre) du produit Huile de soja  consommée  par le ménage semble très élevé, prière de corriger ou confirmer avec le QG. Avertissement!!! Le ménage a consommé 14 Paquet Moyen de Thé en sachet, cette quantité semble anormale pour une consommation des 7 derniers jours.Prière de corriger ou de confirmer avec le QG. Avertissement!!  le prix unitaire (1000 Fcfa) de Thé en sachet en Carton de taille Moyen est très faible ou élevé. Prière de corriger ou de confirmer avec le QG. Le Thé en sachet n'est généralement pas vendu en Carton de taille Moyen mais plutôt en paquet prière de confirmer cette information auprès de l'enqueté et corriger si nécessaire. Incohérence!! Dans ce ménage, chaque individus consomme par jour 131.1933 Kg  de cereale; Prière de revoir les quantités prises de ces produits.</w:t>
       </w:r>
     </w:p>
     <w:p>
@@ -4735,7 +4735,7 @@
         <w:rPr>
           <w:sz w:val="20"/>
         </w:rPr>
-        <w:t>- Attention ! Le prix unitaire d'achat (25 Fcfa) de Carotte en Pièce (Petit) est relativement faible par rapport aux autres prix observés dans cette zone. Prière de corriger ou de confirmer avec le QG. Avertissement!! La quantité (3.5 litre) du produit Huile de soja  consommée  par le ménage semble très élevé, prière de corriger ou confirmer avec le QG. Avertissement!!! Le ménage a consommé 21 Paquet Petit de Thé en sachet, cette quantité semble anormale pour une consommation des 7 derniers jours.Prière de corriger ou de confirmer avec le QG. Avertissement!! le prix unitaire (150 Fcfa) de Thé en sachet (unité: Paquet) de taille Petit est très faible ou élevé. Prière de corriger ou de confirmer avec le QG. Incohérence!! Dans ce ménage, chaque individus consomme par jour 15.10714 Kg  de cereale; Prière de revoir les quantités prises de ces produits. Incohérence!! Dans ce ménage, chaque individus consomme par jour 15.10714 Kg  de cereale; Prière de revoir les quantités prises de ces produits.</w:t>
+        <w:t>- Attention ! Soupçons de quantité anormale! Le ménage de MAMADOU SOW avec une taille de 5 personnes a consommé 4 Morceau (Portion) en Petit de Courge qui est relativement élevé comme consommation par rapport à la condition de vie des autres ménages de même taille dans cette zone. Prière de corriger ou de confirmer avec le QG. Avertissement!! La quantité (3.5 litre) du produit Huile de soja  consommée  par le ménage semble très élevé, prière de corriger ou confirmer avec le QG. Avertissement!!! Le ménage a consommé 21 Paquet Petit de Thé en sachet, cette quantité semble anormale pour une consommation des 7 derniers jours.Prière de corriger ou de confirmer avec le QG. Avertissement!! le prix unitaire (150 Fcfa) de Thé en sachet (unité: Paquet) de taille Petit est très faible ou élevé. Prière de corriger ou de confirmer avec le QG. Attention ! Soupçons de quantité anormale! Le ménage de MAMADOU SOW avec une taille de 5 personnes a consommé 21 Paquet en Petit de Thé en sachet qui est relativement élevé comme consommation par rapport à la condition de vie des autres ménages de même taille dans cette zone. Prière de corriger ou de confirmer avec le QG. Incohérence!! Dans ce ménage, chaque individus consomme par jour 25.75343 Kg  de cereale; Prière de revoir les quantités prises de ces produits. Incohérence!! Dans ce ménage, chaque individus consomme par jour 25.75343 Kg  de cereale; Prière de revoir les quantités prises de ces produits.</w:t>
       </w:r>
     </w:p>
     <w:p>
@@ -5268,7 +5268,7 @@
         <w:rPr>
           <w:sz w:val="20"/>
         </w:rPr>
-        <w:t>- Attention ! Le prix unitaire d'achat (66.66666 Fcfa) de Ail en Gousse (Moyen) est relativement faible par rapport aux autres prix observés dans cette zone. Prière de corriger ou de confirmer avec le QG. Avertissement!!! Le ménage a consommé 1 Paquet Moyen de Thé en sachet, cette quantité semble anormale pour une consommation des 7 derniers jours.Prière de corriger ou de confirmer avec le QG. Avertissement!! le prix unitaire (150 Fcfa) de Thé en sachet (unité: Paquet) de taille Moyen est très faible ou élevé. Prière de corriger ou de confirmer avec le QG. Incohérence!! Dans ce ménage, chaque individus consomme par jour 52.94628 Kg  de cereale; Prière de revoir les quantités prises de ces produits. Incohérence!! Dans ce ménage, chaque individus consomme par jour 52.94628 Kg  de cereale; Prière de revoir les quantités prises de ces produits. Le prix d'achat unitaire (500 Fcfa) de Sel en Sac (5 Kg) de taille taille unique est très faible, prière de regarder les reponses prises dans les questions s07bq07a s07bq07b s07bq07c s07bq08 pour mieux corriger.</w:t>
+        <w:t>- Attention ! Le prix unitaire d'achat (500 Fcfa) de Vinaigre de vin en Bouteille 33cl (taille unique) est relativement élevé par rapport aux autres prix observés dans cette zone. Prière de corriger ou de confirmer avec le QG. Attention ! Le prix unitaire d'achat (66.66666 Fcfa) de Ail en Gousse (Moyen) est relativement faible par rapport aux autres prix observés dans cette zone. Prière de corriger ou de confirmer avec le QG. Avertissement!!! Le ménage a consommé 1 Paquet Moyen de Thé en sachet, cette quantité semble anormale pour une consommation des 7 derniers jours.Prière de corriger ou de confirmer avec le QG. Avertissement!! le prix unitaire (150 Fcfa) de Thé en sachet (unité: Paquet) de taille Moyen est très faible ou élevé. Prière de corriger ou de confirmer avec le QG. Incohérence!! Dans ce ménage, chaque individus consomme par jour 91.59629 Kg  de cereale; Prière de revoir les quantités prises de ces produits. Incohérence!! Dans ce ménage, chaque individus consomme par jour 91.59629 Kg  de cereale; Prière de revoir les quantités prises de ces produits. Attention ! Soupçons de quantité anormale! Le ménage de MA KHALLY SEYE avec une taille de 5 personnes a consommé 4 Kg en taille unique de Mil qui est relativement élevé comme consommation par rapport à la condition de vie des autres ménages de même taille dans cette zone. Prière de corriger ou de confirmer avec le QG. Le prix d'achat unitaire (500 Fcfa) de Sel en Sac (5 Kg) de taille taille unique est très faible, prière de regarder les reponses prises dans les questions s07bq07a s07bq07b s07bq07c s07bq08 pour mieux corriger.</w:t>
       </w:r>
     </w:p>
     <w:p>
@@ -5907,7 +5907,7 @@
         <w:rPr>
           <w:sz w:val="20"/>
         </w:rPr>
-        <w:t>- Attention ! Le prix unitaire d'achat (2000 Fcfa) de Aubergine sauvage  en Kg (taille unique) est relativement élevé par rapport aux autres prix observés dans cette zone. Prière de corriger ou de confirmer avec le QG. Avertissement!!! Le ménage a consommé 1.5 Paquet Moyen de Thé en sachet, cette quantité semble anormale pour une consommation des 7 derniers jours.Prière de corriger ou de confirmer avec le QG. Avertissement!! le prix unitaire (700 Fcfa) de Thé en sachet (unité: Paquet) de taille Moyen est très faible ou élevé. Prière de corriger ou de confirmer avec le QG. Difficile de consommer le Sel en Boite (Autre que la boite/pot de tomate) Petit prière de verifier. Incohérence!! Dans ce ménage, chaque individus consomme par jour 29.78306 Kg  de cereale; Prière de revoir les quantités prises de ces produits. Le prix d'achat unitaire (140 Fcfa) de Choux en Kg de taille  taille unique  est très faible, prière de regarder les reponses prises dans les questions s07bq07a s07bq07b s07bq07c s07bq08 pour mieux corriger.</w:t>
+        <w:t>- Attention ! Le prix unitaire d'achat (2000 Fcfa) de Aubergine sauvage  en Kg (taille unique) est relativement élevé par rapport aux autres prix observés dans cette zone. Prière de corriger ou de confirmer avec le QG. Avertissement!!! Le ménage a consommé 1.5 Paquet Moyen de Thé en sachet, cette quantité semble anormale pour une consommation des 7 derniers jours.Prière de corriger ou de confirmer avec le QG. Avertissement!! le prix unitaire (700 Fcfa) de Thé en sachet (unité: Paquet) de taille Moyen est très faible ou élevé. Prière de corriger ou de confirmer avec le QG. Difficile de consommer le Sel en Boite (Autre que la boite/pot de tomate) Petit prière de verifier. Incohérence!! Dans ce ménage, chaque individus consomme par jour 58.01266 Kg  de cereale; Prière de revoir les quantités prises de ces produits. Le prix d'achat unitaire (140 Fcfa) de Choux en Kg de taille  taille unique  est très faible, prière de regarder les reponses prises dans les questions s07bq07a s07bq07b s07bq07c s07bq08 pour mieux corriger.</w:t>
       </w:r>
     </w:p>
     <w:p>
@@ -6571,7 +6571,7 @@
         <w:rPr>
           <w:sz w:val="20"/>
         </w:rPr>
-        <w:t>- Attention ! Le prix unitaire d'achat (35 Fcfa) de Cube alimentaire (Maggi, Jumbo, ) en Cube (Petit) est relativement élevé par rapport aux autres prix observés dans cette zone. Prière de corriger ou de confirmer avec le QG. Avertissement!! La quantité (7 litre) du produit Huile de palme raffinée consommée  par le ménage semble très élevé, prière de corriger ou confirmer avec le QG. Avertissement!!! Le ménage a consommé 21 Paquet Petit de Thé en sachet, cette quantité semble anormale pour une consommation des 7 derniers jours.Prière de corriger ou de confirmer avec le QG. Avertissement!! le prix unitaire (125 Fcfa) de Thé en sachet (unité: Paquet) de taille Petit est très faible ou élevé. Prière de corriger ou de confirmer avec le QG. Incohérence!! Dans ce ménage, chaque individus consomme par jour 22.49444 Kg  de cereale; Prière de revoir les quantités prises de ces produits. Incohérence!! Dans ce ménage, chaque individus consomme par jour 22.49444 Kg  de cereale; Prière de revoir les quantités prises de ces produits.</w:t>
+        <w:t>- Attention ! Le prix unitaire d'achat (35 Fcfa) de Cube alimentaire (Maggi, Jumbo, ) en Cube (Petit) est relativement élevé par rapport aux autres prix observés dans cette zone. Prière de corriger ou de confirmer avec le QG. Avertissement!! La quantité (7 litre) du produit Huile de palme raffinée consommée  par le ménage semble très élevé, prière de corriger ou confirmer avec le QG. Avertissement!!! Le ménage a consommé 21 Paquet Petit de Thé en sachet, cette quantité semble anormale pour une consommation des 7 derniers jours.Prière de corriger ou de confirmer avec le QG. Avertissement!! le prix unitaire (125 Fcfa) de Thé en sachet (unité: Paquet) de taille Petit est très faible ou élevé. Prière de corriger ou de confirmer avec le QG. Incohérence!! Dans ce ménage, chaque individus consomme par jour 41.43651 Kg  de cereale; Prière de revoir les quantités prises de ces produits. Incohérence!! Dans ce ménage, chaque individus consomme par jour 41.43651 Kg  de cereale; Prière de revoir les quantités prises de ces produits.</w:t>
       </w:r>
     </w:p>
     <w:p>
@@ -7080,7 +7080,7 @@
         <w:rPr>
           <w:sz w:val="20"/>
         </w:rPr>
-        <w:t>- Attention ! Le prix unitaire d'achat (1200 Fcfa) de Sucre en poudre  en Kg (taille unique) est relativement élevé par rapport aux autres prix observés dans cette zone. Prière de corriger ou de confirmer avec le QG. Attention ! Le prix unitaire d'achat (150 Fcfa) de Sel en Sachets (Moyen) est relativement élevé par rapport aux autres prix observés dans cette zone. Prière de corriger ou de confirmer avec le QG. Attention ! Soupçons de quantité anormale! Le ménage de MOUNTOU SOW avec une taille de 9 personnes a consommé 14 Kg en taille unique de Niébé/Haricots secs qui est relativement élevé comme consommation par rapport à la condition de vie des autres ménages de même taille dans cette zone. Prière de corriger ou de confirmer avec le QG. Avertissement!!! Le ménage a consommé 14 Morceau (Portion) Moyen de Carpe séchée, cette quantité semble anormale pour une consommation des 7 derniers jours.Prière de corriger ou de confirmer avec le QG. Avertissement!!! Le ménage a consommé 21 Paquet Moyen de Thé en sachet, cette quantité semble anormale pour une consommation des 7 derniers jours.Prière de corriger ou de confirmer avec le QG. Incohérence!! Dans ce ménage, chaque individus consomme par jour 26.07524 Kg  de cereale; Prière de revoir les quantités prises de ces produits.</w:t>
+        <w:t>- Attention ! Le prix unitaire d'achat (1200 Fcfa) de Sucre en poudre  en Kg (taille unique) est relativement élevé par rapport aux autres prix observés dans cette zone. Prière de corriger ou de confirmer avec le QG. Attention ! Le prix unitaire d'achat (150 Fcfa) de Sel en Sachets (Moyen) est relativement élevé par rapport aux autres prix observés dans cette zone. Prière de corriger ou de confirmer avec le QG. Attention ! Soupçons de quantité anormale! Le ménage de MOUNTOU SOW avec une taille de 9 personnes a consommé 14 Kg en taille unique de Niébé/Haricots secs qui est relativement élevé comme consommation par rapport à la condition de vie des autres ménages de même taille dans cette zone. Prière de corriger ou de confirmer avec le QG. Avertissement!!! Le ménage a consommé 14 Morceau (Portion) Moyen de Carpe séchée, cette quantité semble anormale pour une consommation des 7 derniers jours.Prière de corriger ou de confirmer avec le QG. Avertissement!!! Le ménage a consommé 21 Paquet Moyen de Thé en sachet, cette quantité semble anormale pour une consommation des 7 derniers jours.Prière de corriger ou de confirmer avec le QG. Incohérence!! Dans ce ménage, chaque individus consomme par jour 67.18032 Kg  de cereale; Prière de revoir les quantités prises de ces produits.</w:t>
       </w:r>
     </w:p>
     <w:p>
